--- a/omer/templates/6.1.docx
+++ b/omer/templates/6.1.docx
@@ -1148,7 +1148,27 @@
           <w:sz w:val="24"/>
           <w:rtl/>
         </w:rPr>
-        <w:t xml:space="preserve">                                                                                                                                            ________________                                                                                                                                                                              חתימת  המצהיר</w:t>
+        <w:t xml:space="preserve">                                                                                                                                            </w:t>
+      </w:r>
+      <w:r>
+        <w:rPr>
+          <w:rFonts w:ascii="Calibri" w:eastAsia="Calibri" w:hAnsi="Calibri" w:hint="cs"/>
+          <w:b/>
+          <w:bCs/>
+          <w:sz w:val="24"/>
+          <w:rtl/>
+        </w:rPr>
+        <w:t xml:space="preserve">{{signature|________________}}</w:t>
+      </w:r>
+      <w:r>
+        <w:rPr>
+          <w:rFonts w:ascii="Calibri" w:eastAsia="Calibri" w:hAnsi="Calibri" w:hint="cs"/>
+          <w:b/>
+          <w:bCs/>
+          <w:sz w:val="24"/>
+          <w:rtl/>
+        </w:rPr>
+        <w:t xml:space="preserve">                                                                                                                                                                              חתימת  המצהיר</w:t>
       </w:r>
       <w:bookmarkStart w:id="0" w:name="_GoBack"/>
       <w:bookmarkEnd w:id="0"/>
